--- a/PROJET/ALEX JEREMIE Cahier de charges Projet IA V1.docx
+++ b/PROJET/ALEX JEREMIE Cahier de charges Projet IA V1.docx
@@ -486,6 +486,7 @@
           <w:docPartUnique/>
         </w:docPartObj>
       </w:sdtPr>
+      <w:sdtEndPr/>
       <w:sdtContent>
         <w:p>
           <w:pPr>
@@ -5582,6 +5583,13 @@
               </w:rPr>
               <w:t xml:space="preserve"> </w:t>
             </w:r>
+            <w:r>
+              <w:rPr>
+                <w:sz w:val="19"/>
+                <w:lang w:val="fr-CA"/>
+              </w:rPr>
+              <w:t>https://github.com/seguinx/Projet_Pr-diction_Avion-_retard</w:t>
+            </w:r>
           </w:p>
         </w:tc>
       </w:tr>
@@ -5750,26 +5758,20 @@
     </w:p>
     <w:p>
       <w:pPr>
+        <w:spacing w:after="80"/>
+        <w:rPr>
+          <w:lang w:val="fr-CA"/>
+        </w:rPr>
+      </w:pPr>
+    </w:p>
+    <w:p>
+      <w:pPr>
         <w:spacing w:after="40"/>
-        <w:rPr>
-          <w:lang w:val="fr-CA"/>
-        </w:rPr>
-      </w:pPr>
-      <w:r>
         <w:rPr>
           <w:sz w:val="18"/>
           <w:szCs w:val="18"/>
           <w:lang w:val="fr-CA"/>
         </w:rPr>
-        <w:t>.</w:t>
-      </w:r>
-    </w:p>
-    <w:p>
-      <w:pPr>
-        <w:spacing w:after="40"/>
-        <w:rPr>
-          <w:lang w:val="fr-CA"/>
-        </w:rPr>
       </w:pPr>
       <w:r>
         <w:rPr>
@@ -5777,32 +5779,18 @@
           <w:szCs w:val="18"/>
           <w:lang w:val="fr-CA"/>
         </w:rPr>
-        <w:t>.</w:t>
-      </w:r>
-    </w:p>
-    <w:p>
-      <w:pPr>
-        <w:spacing w:after="40"/>
-        <w:rPr>
-          <w:lang w:val="fr-CA"/>
-        </w:rPr>
-      </w:pPr>
+        <w:t xml:space="preserve">L’entreprise fictive se nomme </w:t>
+      </w:r>
+      <w:proofErr w:type="spellStart"/>
       <w:r>
         <w:rPr>
           <w:sz w:val="18"/>
           <w:szCs w:val="18"/>
           <w:lang w:val="fr-CA"/>
         </w:rPr>
-        <w:t>.</w:t>
-      </w:r>
-    </w:p>
-    <w:p>
-      <w:pPr>
-        <w:spacing w:after="40"/>
-        <w:rPr>
-          <w:lang w:val="fr-CA"/>
-        </w:rPr>
-      </w:pPr>
+        <w:t>Volarus</w:t>
+      </w:r>
+      <w:proofErr w:type="spellEnd"/>
       <w:r>
         <w:rPr>
           <w:sz w:val="18"/>
@@ -5824,6 +5812,80 @@
     </w:p>
     <w:p>
       <w:pPr>
+        <w:spacing w:after="40"/>
+        <w:rPr>
+          <w:sz w:val="18"/>
+          <w:szCs w:val="18"/>
+          <w:lang w:val="fr-CA"/>
+        </w:rPr>
+      </w:pPr>
+      <w:r>
+        <w:rPr>
+          <w:sz w:val="18"/>
+          <w:szCs w:val="18"/>
+          <w:lang w:val="fr-CA"/>
+        </w:rPr>
+        <w:t>Elle aura besoin de notre aide afin de concevoir un modèle d’IA capable de prédire quels vols seront en retard et, lorsqu’un retard est prévu, d’estimer sa durée en minutes.</w:t>
+      </w:r>
+    </w:p>
+    <w:p>
+      <w:pPr>
+        <w:spacing w:after="40"/>
+        <w:rPr>
+          <w:sz w:val="18"/>
+          <w:szCs w:val="18"/>
+          <w:lang w:val="fr-CA"/>
+        </w:rPr>
+      </w:pPr>
+    </w:p>
+    <w:p>
+      <w:pPr>
+        <w:spacing w:after="40"/>
+        <w:rPr>
+          <w:sz w:val="18"/>
+          <w:szCs w:val="18"/>
+          <w:lang w:val="fr-CA"/>
+        </w:rPr>
+      </w:pPr>
+      <w:r>
+        <w:rPr>
+          <w:sz w:val="18"/>
+          <w:szCs w:val="18"/>
+          <w:lang w:val="fr-CA"/>
+        </w:rPr>
+        <w:t xml:space="preserve">Le problème étudié pourrait avoir un impact important sur l’efficacité de la gestion des vols, notamment en permettant d’anticiper les retards, d’analyser leurs causes et éventuellement de contribuer à réduire leur durée. Le projet pourrait également permettre à </w:t>
+      </w:r>
+      <w:proofErr w:type="spellStart"/>
+      <w:r>
+        <w:rPr>
+          <w:sz w:val="18"/>
+          <w:szCs w:val="18"/>
+          <w:lang w:val="fr-CA"/>
+        </w:rPr>
+        <w:t>Volarus</w:t>
+      </w:r>
+      <w:proofErr w:type="spellEnd"/>
+      <w:r>
+        <w:rPr>
+          <w:sz w:val="18"/>
+          <w:szCs w:val="18"/>
+          <w:lang w:val="fr-CA"/>
+        </w:rPr>
+        <w:t xml:space="preserve"> de mieux informer ses clients et de les aider à anticiper les retards de leurs vols.</w:t>
+      </w:r>
+    </w:p>
+    <w:p>
+      <w:pPr>
+        <w:spacing w:after="40"/>
+        <w:rPr>
+          <w:sz w:val="18"/>
+          <w:szCs w:val="18"/>
+          <w:lang w:val="fr-CA"/>
+        </w:rPr>
+      </w:pPr>
+    </w:p>
+    <w:p>
+      <w:pPr>
         <w:pStyle w:val="Titre2"/>
         <w:spacing w:before="100" w:after="80"/>
         <w:rPr>
@@ -5873,16 +5935,41 @@
       <w:pPr>
         <w:spacing w:after="40"/>
         <w:rPr>
-          <w:lang w:val="fr-CA"/>
-        </w:rPr>
-      </w:pPr>
-      <w:r>
-        <w:rPr>
           <w:sz w:val="18"/>
           <w:szCs w:val="18"/>
           <w:lang w:val="fr-CA"/>
         </w:rPr>
-        <w:t>.</w:t>
+      </w:pPr>
+    </w:p>
+    <w:p>
+      <w:pPr>
+        <w:pStyle w:val="Titre2"/>
+        <w:spacing w:before="100" w:after="80"/>
+        <w:rPr>
+          <w:lang w:val="fr-CA"/>
+        </w:rPr>
+      </w:pPr>
+      <w:bookmarkStart w:id="7" w:name="_Toc226814175"/>
+      <w:r>
+        <w:rPr>
+          <w:lang w:val="fr-CA"/>
+        </w:rPr>
+        <w:t>1.3 Problématique métier</w:t>
+      </w:r>
+      <w:bookmarkEnd w:id="7"/>
+    </w:p>
+    <w:p>
+      <w:pPr>
+        <w:spacing w:after="80"/>
+        <w:rPr>
+          <w:lang w:val="fr-CA"/>
+        </w:rPr>
+      </w:pPr>
+      <w:r>
+        <w:rPr>
+          <w:lang w:val="fr-CA"/>
+        </w:rPr>
+        <w:t>Formulez clairement le problème que le projet cherche à résoudre. Une bonne problématique permet de comprendre qui rencontre quel problème, dans quel contexte, et comment une solution IA pourrait aider.</w:t>
       </w:r>
     </w:p>
     <w:p>
@@ -5937,10 +6024,42 @@
       <w:pPr>
         <w:spacing w:after="40"/>
         <w:rPr>
+          <w:lang w:val="fr-CA"/>
+        </w:rPr>
+      </w:pPr>
+      <w:r>
+        <w:rPr>
           <w:sz w:val="18"/>
           <w:szCs w:val="18"/>
           <w:lang w:val="fr-CA"/>
         </w:rPr>
+        <w:t>.</w:t>
+      </w:r>
+    </w:p>
+    <w:p>
+      <w:pPr>
+        <w:spacing w:after="40"/>
+        <w:rPr>
+          <w:lang w:val="fr-CA"/>
+        </w:rPr>
+      </w:pPr>
+      <w:r>
+        <w:rPr>
+          <w:sz w:val="18"/>
+          <w:szCs w:val="18"/>
+          <w:lang w:val="fr-CA"/>
+        </w:rPr>
+        <w:t>.</w:t>
+      </w:r>
+    </w:p>
+    <w:p>
+      <w:pPr>
+        <w:spacing w:after="40"/>
+        <w:rPr>
+          <w:sz w:val="18"/>
+          <w:szCs w:val="18"/>
+          <w:lang w:val="fr-CA"/>
+        </w:rPr>
       </w:pPr>
     </w:p>
     <w:p>
@@ -5951,14 +6070,14 @@
           <w:lang w:val="fr-CA"/>
         </w:rPr>
       </w:pPr>
-      <w:bookmarkStart w:id="7" w:name="_Toc226814175"/>
-      <w:r>
-        <w:rPr>
-          <w:lang w:val="fr-CA"/>
-        </w:rPr>
-        <w:t>1.3 Problématique métier</w:t>
-      </w:r>
-      <w:bookmarkEnd w:id="7"/>
+      <w:bookmarkStart w:id="8" w:name="_Toc652179442"/>
+      <w:r>
+        <w:rPr>
+          <w:lang w:val="fr-CA"/>
+        </w:rPr>
+        <w:t>1.4 Objectif du projet</w:t>
+      </w:r>
+      <w:bookmarkEnd w:id="8"/>
     </w:p>
     <w:p>
       <w:pPr>
@@ -5971,7 +6090,24 @@
         <w:rPr>
           <w:lang w:val="fr-CA"/>
         </w:rPr>
-        <w:t>Formulez clairement le problème que le projet cherche à résoudre. Une bonne problématique permet de comprendre qui rencontre quel problème, dans quel contexte, et comment une solution IA pourrait aider.</w:t>
+        <w:t>Décrivez ce que votre solution doit permettre de faire. Par exemple : prédire une valeur, classifier une observation, détecter une situation, identifier une anomalie ou regrouper des profils.</w:t>
+      </w:r>
+    </w:p>
+    <w:p>
+      <w:pPr>
+        <w:spacing w:after="80"/>
+        <w:rPr>
+          <w:lang w:val="fr-CA"/>
+        </w:rPr>
+      </w:pPr>
+      <w:r>
+        <w:rPr>
+          <w:b/>
+          <w:bCs/>
+          <w:lang w:val="fr-CA"/>
+        </w:rPr>
+        <w:lastRenderedPageBreak/>
+        <w:t>Objectif général :</w:t>
       </w:r>
     </w:p>
     <w:p>
@@ -5987,144 +6123,6 @@
           <w:szCs w:val="18"/>
           <w:lang w:val="fr-CA"/>
         </w:rPr>
-        <w:t>.</w:t>
-      </w:r>
-    </w:p>
-    <w:p>
-      <w:pPr>
-        <w:spacing w:after="40"/>
-        <w:rPr>
-          <w:lang w:val="fr-CA"/>
-        </w:rPr>
-      </w:pPr>
-      <w:r>
-        <w:rPr>
-          <w:sz w:val="18"/>
-          <w:szCs w:val="18"/>
-          <w:lang w:val="fr-CA"/>
-        </w:rPr>
-        <w:t>.</w:t>
-      </w:r>
-    </w:p>
-    <w:p>
-      <w:pPr>
-        <w:spacing w:after="40"/>
-        <w:rPr>
-          <w:lang w:val="fr-CA"/>
-        </w:rPr>
-      </w:pPr>
-      <w:r>
-        <w:rPr>
-          <w:sz w:val="18"/>
-          <w:szCs w:val="18"/>
-          <w:lang w:val="fr-CA"/>
-        </w:rPr>
-        <w:t>.</w:t>
-      </w:r>
-    </w:p>
-    <w:p>
-      <w:pPr>
-        <w:spacing w:after="40"/>
-        <w:rPr>
-          <w:lang w:val="fr-CA"/>
-        </w:rPr>
-      </w:pPr>
-      <w:r>
-        <w:rPr>
-          <w:sz w:val="18"/>
-          <w:szCs w:val="18"/>
-          <w:lang w:val="fr-CA"/>
-        </w:rPr>
-        <w:t>.</w:t>
-      </w:r>
-    </w:p>
-    <w:p>
-      <w:pPr>
-        <w:spacing w:after="40"/>
-        <w:rPr>
-          <w:lang w:val="fr-CA"/>
-        </w:rPr>
-      </w:pPr>
-      <w:r>
-        <w:rPr>
-          <w:sz w:val="18"/>
-          <w:szCs w:val="18"/>
-          <w:lang w:val="fr-CA"/>
-        </w:rPr>
-        <w:t>.</w:t>
-      </w:r>
-    </w:p>
-    <w:p>
-      <w:pPr>
-        <w:spacing w:after="40"/>
-        <w:rPr>
-          <w:sz w:val="18"/>
-          <w:szCs w:val="18"/>
-          <w:lang w:val="fr-CA"/>
-        </w:rPr>
-      </w:pPr>
-    </w:p>
-    <w:p>
-      <w:pPr>
-        <w:pStyle w:val="Titre2"/>
-        <w:spacing w:before="100" w:after="80"/>
-        <w:rPr>
-          <w:lang w:val="fr-CA"/>
-        </w:rPr>
-      </w:pPr>
-      <w:bookmarkStart w:id="8" w:name="_Toc652179442"/>
-      <w:r>
-        <w:rPr>
-          <w:lang w:val="fr-CA"/>
-        </w:rPr>
-        <w:t>1.4 Objectif du projet</w:t>
-      </w:r>
-      <w:bookmarkEnd w:id="8"/>
-    </w:p>
-    <w:p>
-      <w:pPr>
-        <w:spacing w:after="80"/>
-        <w:rPr>
-          <w:lang w:val="fr-CA"/>
-        </w:rPr>
-      </w:pPr>
-      <w:r>
-        <w:rPr>
-          <w:lang w:val="fr-CA"/>
-        </w:rPr>
-        <w:t>Décrivez ce que votre solution doit permettre de faire. Par exemple : prédire une valeur, classifier une observation, détecter une situation, identifier une anomalie ou regrouper des profils.</w:t>
-      </w:r>
-    </w:p>
-    <w:p>
-      <w:pPr>
-        <w:spacing w:after="80"/>
-        <w:rPr>
-          <w:lang w:val="fr-CA"/>
-        </w:rPr>
-      </w:pPr>
-      <w:r>
-        <w:rPr>
-          <w:b/>
-          <w:bCs/>
-          <w:lang w:val="fr-CA"/>
-        </w:rPr>
-        <w:t>Objectif général :</w:t>
-      </w:r>
-    </w:p>
-    <w:p>
-      <w:pPr>
-        <w:spacing w:after="40"/>
-        <w:rPr>
-          <w:lang w:val="fr-CA"/>
-        </w:rPr>
-      </w:pPr>
-      <w:r>
-        <w:rPr>
-          <w:sz w:val="18"/>
-          <w:szCs w:val="18"/>
-          <w:lang w:val="fr-CA"/>
-        </w:rPr>
-        <w:lastRenderedPageBreak/>
         <w:t>.</w:t>
       </w:r>
     </w:p>
@@ -6896,6 +6894,7 @@
           <w:szCs w:val="18"/>
           <w:lang w:val="fr-CA"/>
         </w:rPr>
+        <w:lastRenderedPageBreak/>
         <w:t>.</w:t>
       </w:r>
     </w:p>
@@ -6912,7 +6911,6 @@
           <w:szCs w:val="18"/>
           <w:lang w:val="fr-CA"/>
         </w:rPr>
-        <w:lastRenderedPageBreak/>
         <w:t>.</w:t>
       </w:r>
     </w:p>
@@ -10330,17 +10328,8 @@
                 <w:b/>
                 <w:sz w:val="19"/>
               </w:rPr>
-              <w:t xml:space="preserve"> </w:t>
-            </w:r>
-            <w:proofErr w:type="spellStart"/>
-            <w:r>
-              <w:rPr>
-                <w:b/>
-                <w:sz w:val="19"/>
-              </w:rPr>
-              <w:t>prévue</w:t>
-            </w:r>
-            <w:proofErr w:type="spellEnd"/>
+              <w:t xml:space="preserve"> prévue</w:t>
+            </w:r>
           </w:p>
         </w:tc>
         <w:tc>
@@ -12308,33 +12297,8 @@
                 <w:b/>
                 <w:sz w:val="19"/>
               </w:rPr>
-              <w:t xml:space="preserve"> / </w:t>
-            </w:r>
-            <w:proofErr w:type="spellStart"/>
-            <w:r>
-              <w:rPr>
-                <w:b/>
-                <w:sz w:val="19"/>
-              </w:rPr>
-              <w:t>effet</w:t>
-            </w:r>
-            <w:proofErr w:type="spellEnd"/>
-            <w:r>
-              <w:rPr>
-                <w:b/>
-                <w:sz w:val="19"/>
-              </w:rPr>
-              <w:t xml:space="preserve"> </w:t>
-            </w:r>
-            <w:proofErr w:type="spellStart"/>
-            <w:r>
-              <w:rPr>
-                <w:b/>
-                <w:sz w:val="19"/>
-              </w:rPr>
-              <w:t>obtenu</w:t>
-            </w:r>
-            <w:proofErr w:type="spellEnd"/>
+              <w:t xml:space="preserve"> / effet obtenu</w:t>
+            </w:r>
           </w:p>
         </w:tc>
       </w:tr>
@@ -13698,39 +13662,7 @@
                 <w:b/>
                 <w:sz w:val="19"/>
               </w:rPr>
-              <w:t xml:space="preserve"> </w:t>
-            </w:r>
-            <w:proofErr w:type="spellStart"/>
-            <w:r>
-              <w:rPr>
-                <w:b/>
-                <w:sz w:val="19"/>
-              </w:rPr>
-              <w:t>ou</w:t>
-            </w:r>
-            <w:proofErr w:type="spellEnd"/>
-            <w:r>
-              <w:rPr>
-                <w:b/>
-                <w:sz w:val="19"/>
-              </w:rPr>
-              <w:t xml:space="preserve"> </w:t>
-            </w:r>
-            <w:proofErr w:type="spellStart"/>
-            <w:r>
-              <w:rPr>
-                <w:b/>
-                <w:sz w:val="19"/>
-              </w:rPr>
-              <w:t>éléments</w:t>
-            </w:r>
-            <w:proofErr w:type="spellEnd"/>
-            <w:r>
-              <w:rPr>
-                <w:b/>
-                <w:sz w:val="19"/>
-              </w:rPr>
-              <w:t xml:space="preserve"> </w:t>
+              <w:t xml:space="preserve"> ou éléments </w:t>
             </w:r>
             <w:proofErr w:type="spellStart"/>
             <w:r>
@@ -14153,17 +14085,8 @@
                 <w:b/>
                 <w:sz w:val="19"/>
               </w:rPr>
-              <w:t xml:space="preserve"> </w:t>
-            </w:r>
-            <w:proofErr w:type="spellStart"/>
-            <w:r>
-              <w:rPr>
-                <w:b/>
-                <w:sz w:val="19"/>
-              </w:rPr>
-              <w:t>observé</w:t>
-            </w:r>
-            <w:proofErr w:type="spellEnd"/>
+              <w:t xml:space="preserve"> observé</w:t>
+            </w:r>
           </w:p>
         </w:tc>
       </w:tr>
@@ -17789,39 +17712,7 @@
                 <w:b/>
                 <w:sz w:val="19"/>
               </w:rPr>
-              <w:t xml:space="preserve"> </w:t>
-            </w:r>
-            <w:proofErr w:type="spellStart"/>
-            <w:r>
-              <w:rPr>
-                <w:b/>
-                <w:sz w:val="19"/>
-              </w:rPr>
-              <w:t>ou</w:t>
-            </w:r>
-            <w:proofErr w:type="spellEnd"/>
-            <w:r>
-              <w:rPr>
-                <w:b/>
-                <w:sz w:val="19"/>
-              </w:rPr>
-              <w:t xml:space="preserve"> </w:t>
-            </w:r>
-            <w:proofErr w:type="spellStart"/>
-            <w:r>
-              <w:rPr>
-                <w:b/>
-                <w:sz w:val="19"/>
-              </w:rPr>
-              <w:t>précaution</w:t>
-            </w:r>
-            <w:proofErr w:type="spellEnd"/>
-            <w:r>
-              <w:rPr>
-                <w:b/>
-                <w:sz w:val="19"/>
-              </w:rPr>
-              <w:t xml:space="preserve"> possible</w:t>
+              <w:t xml:space="preserve"> ou précaution possible</w:t>
             </w:r>
           </w:p>
         </w:tc>

--- a/PROJET/ALEX JEREMIE Cahier de charges Projet IA V1.docx
+++ b/PROJET/ALEX JEREMIE Cahier de charges Projet IA V1.docx
@@ -486,7 +486,6 @@
           <w:docPartUnique/>
         </w:docPartObj>
       </w:sdtPr>
-      <w:sdtEndPr/>
       <w:sdtContent>
         <w:p>
           <w:pPr>
@@ -5905,11 +5904,13 @@
       <w:pPr>
         <w:spacing w:after="80"/>
         <w:rPr>
-          <w:lang w:val="fr-CA"/>
-        </w:rPr>
-      </w:pPr>
-      <w:r>
-        <w:rPr>
+          <w:szCs w:val="21"/>
+          <w:lang w:val="fr-CA"/>
+        </w:rPr>
+      </w:pPr>
+      <w:r>
+        <w:rPr>
+          <w:szCs w:val="21"/>
           <w:lang w:val="fr-CA"/>
         </w:rPr>
         <w:t>Expliquez la situation actuelle : le besoin observé, les difficultés rencontrées, les personnes ou activités touchées et les conséquences possibles du problème.</w:t>
@@ -5917,29 +5918,216 @@
     </w:p>
     <w:p>
       <w:pPr>
-        <w:spacing w:after="40"/>
-        <w:rPr>
-          <w:lang w:val="fr-CA"/>
-        </w:rPr>
-      </w:pPr>
-      <w:r>
+        <w:spacing w:after="80"/>
+        <w:rPr>
+          <w:szCs w:val="21"/>
+          <w:lang w:val="fr-CA"/>
+        </w:rPr>
+      </w:pPr>
+    </w:p>
+    <w:p>
+      <w:pPr>
+        <w:spacing w:after="80"/>
         <w:rPr>
           <w:sz w:val="18"/>
           <w:szCs w:val="18"/>
           <w:lang w:val="fr-CA"/>
         </w:rPr>
-        <w:t>.</w:t>
-      </w:r>
-    </w:p>
-    <w:p>
-      <w:pPr>
-        <w:spacing w:after="40"/>
+      </w:pPr>
+      <w:r>
         <w:rPr>
           <w:sz w:val="18"/>
           <w:szCs w:val="18"/>
           <w:lang w:val="fr-CA"/>
         </w:rPr>
-      </w:pPr>
+        <w:t xml:space="preserve">Actuellement, certains vols sont en retard et </w:t>
+      </w:r>
+      <w:proofErr w:type="spellStart"/>
+      <w:r>
+        <w:rPr>
+          <w:sz w:val="18"/>
+          <w:szCs w:val="18"/>
+          <w:lang w:val="fr-CA"/>
+        </w:rPr>
+        <w:t>Volarus</w:t>
+      </w:r>
+      <w:proofErr w:type="spellEnd"/>
+      <w:r>
+        <w:rPr>
+          <w:sz w:val="18"/>
+          <w:szCs w:val="18"/>
+          <w:lang w:val="fr-CA"/>
+        </w:rPr>
+        <w:t xml:space="preserve"> souhaite pouvoir anticiper ces problèmes, mieux gérer les retards et informer les clients plus rapidement.</w:t>
+      </w:r>
+    </w:p>
+    <w:p>
+      <w:pPr>
+        <w:spacing w:after="80"/>
+        <w:rPr>
+          <w:sz w:val="18"/>
+          <w:szCs w:val="18"/>
+          <w:lang w:val="fr-CA"/>
+        </w:rPr>
+      </w:pPr>
+      <w:proofErr w:type="spellStart"/>
+      <w:r>
+        <w:rPr>
+          <w:sz w:val="18"/>
+          <w:szCs w:val="18"/>
+          <w:lang w:val="fr-CA"/>
+        </w:rPr>
+        <w:t>Volarus</w:t>
+      </w:r>
+      <w:proofErr w:type="spellEnd"/>
+      <w:r>
+        <w:rPr>
+          <w:sz w:val="18"/>
+          <w:szCs w:val="18"/>
+          <w:lang w:val="fr-CA"/>
+        </w:rPr>
+        <w:t xml:space="preserve"> a de la difficulté à savoir quels vols seront en retard et de combien de temps.</w:t>
+      </w:r>
+    </w:p>
+    <w:p>
+      <w:pPr>
+        <w:spacing w:after="80"/>
+        <w:rPr>
+          <w:sz w:val="18"/>
+          <w:szCs w:val="18"/>
+          <w:lang w:val="fr-CA"/>
+        </w:rPr>
+      </w:pPr>
+      <w:r>
+        <w:rPr>
+          <w:b/>
+          <w:bCs/>
+          <w:sz w:val="18"/>
+          <w:szCs w:val="18"/>
+          <w:lang w:val="fr-CA"/>
+        </w:rPr>
+        <w:t>Les conséquences possibles du problème sont :</w:t>
+      </w:r>
+    </w:p>
+    <w:p>
+      <w:pPr>
+        <w:numPr>
+          <w:ilvl w:val="0"/>
+          <w:numId w:val="11"/>
+        </w:numPr>
+        <w:spacing w:after="80"/>
+        <w:rPr>
+          <w:sz w:val="18"/>
+          <w:szCs w:val="18"/>
+          <w:lang w:val="fr-CA"/>
+        </w:rPr>
+      </w:pPr>
+      <w:r>
+        <w:rPr>
+          <w:sz w:val="18"/>
+          <w:szCs w:val="18"/>
+          <w:lang w:val="fr-CA"/>
+        </w:rPr>
+        <w:t xml:space="preserve">Frustration chez les clients, ce qui peut mener à une moins bonne réputation pour la compagnie. </w:t>
+      </w:r>
+    </w:p>
+    <w:p>
+      <w:pPr>
+        <w:numPr>
+          <w:ilvl w:val="0"/>
+          <w:numId w:val="11"/>
+        </w:numPr>
+        <w:spacing w:after="80"/>
+        <w:rPr>
+          <w:sz w:val="18"/>
+          <w:szCs w:val="18"/>
+          <w:lang w:val="fr-CA"/>
+        </w:rPr>
+      </w:pPr>
+      <w:r>
+        <w:rPr>
+          <w:sz w:val="18"/>
+          <w:szCs w:val="18"/>
+          <w:lang w:val="fr-CA"/>
+        </w:rPr>
+        <w:t xml:space="preserve">Stress chez les employés responsables de la gestion des vols, pouvant potentiellement mener à une perte d’employés. </w:t>
+      </w:r>
+    </w:p>
+    <w:p>
+      <w:pPr>
+        <w:numPr>
+          <w:ilvl w:val="0"/>
+          <w:numId w:val="11"/>
+        </w:numPr>
+        <w:spacing w:after="80"/>
+        <w:rPr>
+          <w:sz w:val="18"/>
+          <w:szCs w:val="18"/>
+          <w:lang w:val="fr-CA"/>
+        </w:rPr>
+      </w:pPr>
+      <w:r>
+        <w:rPr>
+          <w:sz w:val="18"/>
+          <w:szCs w:val="18"/>
+          <w:lang w:val="fr-CA"/>
+        </w:rPr>
+        <w:t xml:space="preserve">Surcharge du service à la clientèle en raison de l’augmentation des demandes et des plaintes. </w:t>
+      </w:r>
+    </w:p>
+    <w:p>
+      <w:pPr>
+        <w:numPr>
+          <w:ilvl w:val="0"/>
+          <w:numId w:val="11"/>
+        </w:numPr>
+        <w:spacing w:after="80"/>
+        <w:rPr>
+          <w:sz w:val="18"/>
+          <w:szCs w:val="18"/>
+          <w:lang w:val="fr-CA"/>
+        </w:rPr>
+      </w:pPr>
+      <w:r>
+        <w:rPr>
+          <w:sz w:val="18"/>
+          <w:szCs w:val="18"/>
+          <w:lang w:val="fr-CA"/>
+        </w:rPr>
+        <w:t xml:space="preserve">Perturbation d’autres vols, des horaires des avions et de la gestion des équipages en raison de l’effet en chaîne. </w:t>
+      </w:r>
+    </w:p>
+    <w:p>
+      <w:pPr>
+        <w:pStyle w:val="Paragraphedeliste"/>
+        <w:numPr>
+          <w:ilvl w:val="0"/>
+          <w:numId w:val="11"/>
+        </w:numPr>
+        <w:rPr>
+          <w:sz w:val="18"/>
+          <w:szCs w:val="18"/>
+          <w:lang w:val="fr-CA"/>
+        </w:rPr>
+      </w:pPr>
+      <w:r>
+        <w:rPr>
+          <w:b/>
+          <w:bCs/>
+          <w:sz w:val="18"/>
+          <w:szCs w:val="18"/>
+          <w:lang w:val="fr-CA"/>
+        </w:rPr>
+        <w:t>Sans oublier le plus important</w:t>
+      </w:r>
+      <w:r>
+        <w:rPr>
+          <w:sz w:val="18"/>
+          <w:szCs w:val="18"/>
+          <w:lang w:val="fr-CA"/>
+        </w:rPr>
+        <w:t xml:space="preserve"> : une perte financière pour la compagnie en raison des coûts supplémentaires liés aux retards.</w:t>
+      </w:r>
     </w:p>
     <w:p>
       <w:pPr>
@@ -5954,6 +6142,7 @@
         <w:rPr>
           <w:lang w:val="fr-CA"/>
         </w:rPr>
+        <w:lastRenderedPageBreak/>
         <w:t>1.3 Problématique métier</w:t>
       </w:r>
       <w:bookmarkEnd w:id="7"/>
@@ -5971,95 +6160,93 @@
         </w:rPr>
         <w:t>Formulez clairement le problème que le projet cherche à résoudre. Une bonne problématique permet de comprendre qui rencontre quel problème, dans quel contexte, et comment une solution IA pourrait aider.</w:t>
       </w:r>
+      <w:r>
+        <w:rPr>
+          <w:lang w:val="fr-CA"/>
+        </w:rPr>
+        <w:t xml:space="preserve"> </w:t>
+      </w:r>
     </w:p>
     <w:p>
       <w:pPr>
         <w:spacing w:after="40"/>
-        <w:rPr>
-          <w:lang w:val="fr-CA"/>
-        </w:rPr>
-      </w:pPr>
-      <w:r>
         <w:rPr>
           <w:sz w:val="18"/>
           <w:szCs w:val="18"/>
           <w:lang w:val="fr-CA"/>
         </w:rPr>
-        <w:t>.</w:t>
-      </w:r>
+      </w:pPr>
     </w:p>
     <w:p>
       <w:pPr>
         <w:spacing w:after="40"/>
-        <w:rPr>
-          <w:lang w:val="fr-CA"/>
-        </w:rPr>
-      </w:pPr>
-      <w:r>
         <w:rPr>
           <w:sz w:val="18"/>
           <w:szCs w:val="18"/>
           <w:lang w:val="fr-CA"/>
         </w:rPr>
-        <w:t>.</w:t>
-      </w:r>
-    </w:p>
-    <w:p>
-      <w:pPr>
-        <w:spacing w:after="40"/>
-        <w:rPr>
-          <w:lang w:val="fr-CA"/>
-        </w:rPr>
-      </w:pPr>
+      </w:pPr>
+      <w:proofErr w:type="spellStart"/>
       <w:r>
         <w:rPr>
           <w:sz w:val="18"/>
           <w:szCs w:val="18"/>
           <w:lang w:val="fr-CA"/>
         </w:rPr>
-        <w:t>.</w:t>
-      </w:r>
-    </w:p>
-    <w:p>
-      <w:pPr>
-        <w:spacing w:after="40"/>
-        <w:rPr>
-          <w:lang w:val="fr-CA"/>
-        </w:rPr>
-      </w:pPr>
+        <w:t>Volarus</w:t>
+      </w:r>
+      <w:proofErr w:type="spellEnd"/>
       <w:r>
         <w:rPr>
           <w:sz w:val="18"/>
           <w:szCs w:val="18"/>
           <w:lang w:val="fr-CA"/>
         </w:rPr>
-        <w:t>.</w:t>
+        <w:t xml:space="preserve"> ne peut pas savoir si un vol sera en retard ou non et, s’il est en retard, l’entreprise ne peut pas savoir de combien de temps.</w:t>
       </w:r>
     </w:p>
     <w:p>
       <w:pPr>
         <w:spacing w:after="40"/>
-        <w:rPr>
-          <w:lang w:val="fr-CA"/>
-        </w:rPr>
-      </w:pPr>
-      <w:r>
         <w:rPr>
           <w:sz w:val="18"/>
           <w:szCs w:val="18"/>
           <w:lang w:val="fr-CA"/>
         </w:rPr>
-        <w:t>.</w:t>
-      </w:r>
-    </w:p>
-    <w:p>
-      <w:pPr>
-        <w:spacing w:after="40"/>
+      </w:pPr>
+      <w:r>
         <w:rPr>
           <w:sz w:val="18"/>
           <w:szCs w:val="18"/>
           <w:lang w:val="fr-CA"/>
         </w:rPr>
+        <w:t xml:space="preserve">Un bon modèle d’IA </w:t>
+      </w:r>
+      <w:r>
+        <w:rPr>
+          <w:sz w:val="18"/>
+          <w:szCs w:val="18"/>
+          <w:lang w:val="fr-CA"/>
+        </w:rPr>
+        <w:t xml:space="preserve">de prédiction </w:t>
+      </w:r>
+      <w:r>
+        <w:rPr>
+          <w:sz w:val="18"/>
+          <w:szCs w:val="18"/>
+          <w:lang w:val="fr-CA"/>
+        </w:rPr>
+        <w:t>qui arrive à prédire les vols qui seront en retard, ainsi que le nombre de minutes de retard, pourra aider l’entreprise dans sa gestion et aider les clients à planifier leurs déplacements d’avance. Il pourra également aider les employés à avoir un travail moins stressant.</w:t>
+      </w:r>
+    </w:p>
+    <w:p>
+      <w:pPr>
+        <w:spacing w:after="40"/>
+        <w:rPr>
+          <w:sz w:val="18"/>
+          <w:szCs w:val="18"/>
+          <w:lang w:val="fr-CA"/>
+        </w:rPr>
       </w:pPr>
     </w:p>
     <w:p>
@@ -6106,66 +6293,67 @@
           <w:bCs/>
           <w:lang w:val="fr-CA"/>
         </w:rPr>
-        <w:lastRenderedPageBreak/>
         <w:t>Objectif général :</w:t>
       </w:r>
     </w:p>
     <w:p>
       <w:pPr>
+        <w:pStyle w:val="Paragraphedeliste"/>
+        <w:numPr>
+          <w:ilvl w:val="0"/>
+          <w:numId w:val="12"/>
+        </w:numPr>
         <w:spacing w:after="40"/>
         <w:rPr>
           <w:lang w:val="fr-CA"/>
         </w:rPr>
       </w:pPr>
       <w:r>
+        <w:rPr>
+          <w:lang w:val="fr-CA"/>
+        </w:rPr>
+        <w:t xml:space="preserve">Elle doit prédire </w:t>
+      </w:r>
+      <w:r>
+        <w:rPr>
+          <w:lang w:val="fr-CA"/>
+        </w:rPr>
+        <w:t>correctement si un vol sera en retards ou non</w:t>
+      </w:r>
+    </w:p>
+    <w:p>
+      <w:pPr>
+        <w:pStyle w:val="Paragraphedeliste"/>
+        <w:numPr>
+          <w:ilvl w:val="0"/>
+          <w:numId w:val="12"/>
+        </w:numPr>
+        <w:spacing w:after="40"/>
+        <w:rPr>
+          <w:lang w:val="fr-CA"/>
+        </w:rPr>
+      </w:pPr>
+      <w:r>
+        <w:rPr>
+          <w:lang w:val="fr-CA"/>
+        </w:rPr>
+        <w:t xml:space="preserve">Si elle prédit </w:t>
+      </w:r>
+      <w:r>
+        <w:rPr>
+          <w:lang w:val="fr-CA"/>
+        </w:rPr>
+        <w:t>que le vol sera en retard, de combien de temps en minutes.</w:t>
+      </w:r>
+    </w:p>
+    <w:p>
+      <w:pPr>
+        <w:spacing w:after="40"/>
         <w:rPr>
           <w:sz w:val="18"/>
           <w:szCs w:val="18"/>
           <w:lang w:val="fr-CA"/>
         </w:rPr>
-        <w:t>.</w:t>
-      </w:r>
-    </w:p>
-    <w:p>
-      <w:pPr>
-        <w:spacing w:after="40"/>
-        <w:rPr>
-          <w:lang w:val="fr-CA"/>
-        </w:rPr>
-      </w:pPr>
-      <w:r>
-        <w:rPr>
-          <w:sz w:val="18"/>
-          <w:szCs w:val="18"/>
-          <w:lang w:val="fr-CA"/>
-        </w:rPr>
-        <w:t>.</w:t>
-      </w:r>
-    </w:p>
-    <w:p>
-      <w:pPr>
-        <w:spacing w:after="40"/>
-        <w:rPr>
-          <w:lang w:val="fr-CA"/>
-        </w:rPr>
-      </w:pPr>
-      <w:r>
-        <w:rPr>
-          <w:sz w:val="18"/>
-          <w:szCs w:val="18"/>
-          <w:lang w:val="fr-CA"/>
-        </w:rPr>
-        <w:t>.</w:t>
-      </w:r>
-    </w:p>
-    <w:p>
-      <w:pPr>
-        <w:spacing w:after="40"/>
-        <w:rPr>
-          <w:sz w:val="18"/>
-          <w:szCs w:val="18"/>
-          <w:lang w:val="fr-CA"/>
-        </w:rPr>
       </w:pPr>
     </w:p>
     <w:p>
@@ -6186,6 +6374,11 @@
     </w:p>
     <w:p>
       <w:pPr>
+        <w:pStyle w:val="Paragraphedeliste"/>
+        <w:numPr>
+          <w:ilvl w:val="0"/>
+          <w:numId w:val="12"/>
+        </w:numPr>
         <w:spacing w:after="40"/>
         <w:rPr>
           <w:lang w:val="fr-CA"/>
@@ -6193,43 +6386,74 @@
       </w:pPr>
       <w:r>
         <w:rPr>
-          <w:sz w:val="18"/>
-          <w:szCs w:val="18"/>
+          <w:lang w:val="fr-CA"/>
+        </w:rPr>
+        <w:t xml:space="preserve">Nous nous attendons </w:t>
+      </w:r>
+      <w:proofErr w:type="spellStart"/>
+      <w:proofErr w:type="gramStart"/>
+      <w:r>
+        <w:rPr>
+          <w:lang w:val="fr-CA"/>
+        </w:rPr>
+        <w:t>a</w:t>
+      </w:r>
+      <w:proofErr w:type="spellEnd"/>
+      <w:proofErr w:type="gramEnd"/>
+      <w:r>
+        <w:rPr>
+          <w:lang w:val="fr-CA"/>
+        </w:rPr>
+        <w:t xml:space="preserve"> prédire </w:t>
+      </w:r>
+      <w:r>
+        <w:rPr>
+          <w:lang w:val="fr-CA"/>
+        </w:rPr>
+        <w:t xml:space="preserve">correctement </w:t>
+      </w:r>
+      <w:r>
+        <w:rPr>
+          <w:lang w:val="fr-CA"/>
+        </w:rPr>
+        <w:t>a 70% ou plus</w:t>
+      </w:r>
+      <w:r>
+        <w:rPr>
+          <w:lang w:val="fr-CA"/>
+        </w:rPr>
+        <w:t xml:space="preserve"> les vols en retard ou non.</w:t>
+      </w:r>
+    </w:p>
+    <w:p>
+      <w:pPr>
+        <w:pStyle w:val="Paragraphedeliste"/>
+        <w:numPr>
+          <w:ilvl w:val="0"/>
+          <w:numId w:val="12"/>
+        </w:numPr>
+        <w:spacing w:after="40"/>
+        <w:rPr>
+          <w:lang w:val="fr-CA"/>
+        </w:rPr>
+      </w:pPr>
+      <w:r>
+        <w:rPr>
+          <w:lang w:val="fr-CA"/>
+        </w:rPr>
+        <w:t>Nous nous attendons à ce que la durée des retards soit prédite à ±15 minutes près</w:t>
+      </w:r>
+      <w:r>
+        <w:rPr>
           <w:lang w:val="fr-CA"/>
         </w:rPr>
         <w:t>.</w:t>
       </w:r>
-    </w:p>
-    <w:p>
-      <w:pPr>
-        <w:spacing w:after="40"/>
-        <w:rPr>
-          <w:lang w:val="fr-CA"/>
-        </w:rPr>
-      </w:pPr>
-      <w:r>
-        <w:rPr>
-          <w:sz w:val="18"/>
-          <w:szCs w:val="18"/>
-          <w:lang w:val="fr-CA"/>
-        </w:rPr>
-        <w:t>.</w:t>
-      </w:r>
-    </w:p>
-    <w:p>
-      <w:pPr>
-        <w:spacing w:after="40"/>
-        <w:rPr>
-          <w:lang w:val="fr-CA"/>
-        </w:rPr>
-      </w:pPr>
-      <w:r>
-        <w:rPr>
-          <w:sz w:val="18"/>
-          <w:szCs w:val="18"/>
-          <w:lang w:val="fr-CA"/>
-        </w:rPr>
-        <w:t>.</w:t>
+      <w:r>
+        <w:rPr>
+          <w:lang w:val="fr-CA"/>
+        </w:rPr>
+        <w:t xml:space="preserve"> </w:t>
       </w:r>
     </w:p>
     <w:p>
@@ -6281,8 +6505,8 @@
         <w:tblLook w:val="04A0" w:firstRow="1" w:lastRow="0" w:firstColumn="1" w:lastColumn="0" w:noHBand="0" w:noVBand="1"/>
       </w:tblPr>
       <w:tblGrid>
-        <w:gridCol w:w="4679"/>
-        <w:gridCol w:w="4671"/>
+        <w:gridCol w:w="4689"/>
+        <w:gridCol w:w="4661"/>
       </w:tblGrid>
       <w:tr>
         <w:trPr>
@@ -6401,40 +6625,148 @@
               <w:rPr>
                 <w:sz w:val="20"/>
                 <w:szCs w:val="20"/>
+                <w:lang w:val="fr-CA"/>
               </w:rPr>
             </w:pPr>
             <w:r>
               <w:rPr>
                 <w:sz w:val="20"/>
                 <w:szCs w:val="20"/>
+                <w:lang w:val="fr-CA"/>
               </w:rPr>
               <w:t xml:space="preserve"> </w:t>
             </w:r>
-          </w:p>
-        </w:tc>
-        <w:tc>
-          <w:tcPr>
-            <w:tcW w:w="5112" w:type="dxa"/>
-            <w:tcMar>
-              <w:top w:w="100" w:type="dxa"/>
-              <w:left w:w="100" w:type="dxa"/>
-              <w:bottom w:w="100" w:type="dxa"/>
-              <w:right w:w="100" w:type="dxa"/>
-            </w:tcMar>
-          </w:tcPr>
-          <w:p>
-            <w:pPr>
+            <w:r>
               <w:rPr>
                 <w:sz w:val="20"/>
                 <w:szCs w:val="20"/>
-              </w:rPr>
-            </w:pPr>
+                <w:lang w:val="fr-CA"/>
+              </w:rPr>
+              <w:t>Précision de classification</w:t>
+            </w:r>
             <w:r>
               <w:rPr>
                 <w:sz w:val="20"/>
                 <w:szCs w:val="20"/>
+                <w:lang w:val="fr-CA"/>
+              </w:rPr>
+              <w:t xml:space="preserve"> (Retard o</w:t>
+            </w:r>
+            <w:r>
+              <w:rPr>
+                <w:sz w:val="20"/>
+                <w:szCs w:val="20"/>
+                <w:lang w:val="fr-CA"/>
+              </w:rPr>
+              <w:t xml:space="preserve">u non) </w:t>
+            </w:r>
+            <w:r>
+              <w:rPr>
+                <w:sz w:val="20"/>
+                <w:szCs w:val="20"/>
+                <w:lang w:val="fr-CA"/>
+              </w:rPr>
+              <w:t>≥ 70 %</w:t>
+            </w:r>
+          </w:p>
+        </w:tc>
+        <w:tc>
+          <w:tcPr>
+            <w:tcW w:w="5112" w:type="dxa"/>
+            <w:tcMar>
+              <w:top w:w="100" w:type="dxa"/>
+              <w:left w:w="100" w:type="dxa"/>
+              <w:bottom w:w="100" w:type="dxa"/>
+              <w:right w:w="100" w:type="dxa"/>
+            </w:tcMar>
+          </w:tcPr>
+          <w:p>
+            <w:pPr>
+              <w:rPr>
+                <w:sz w:val="20"/>
+                <w:szCs w:val="20"/>
+                <w:lang w:val="fr-CA"/>
+              </w:rPr>
+            </w:pPr>
+            <w:r>
+              <w:rPr>
+                <w:sz w:val="20"/>
+                <w:szCs w:val="20"/>
+                <w:lang w:val="fr-CA"/>
               </w:rPr>
               <w:t xml:space="preserve"> </w:t>
+            </w:r>
+            <w:r>
+              <w:rPr>
+                <w:sz w:val="20"/>
+                <w:szCs w:val="20"/>
+                <w:lang w:val="fr-CA"/>
+              </w:rPr>
+              <w:t>Puisque si le taux est trop faible,</w:t>
+            </w:r>
+            <w:r>
+              <w:rPr>
+                <w:sz w:val="20"/>
+                <w:szCs w:val="20"/>
+                <w:lang w:val="fr-CA"/>
+              </w:rPr>
+              <w:t xml:space="preserve"> </w:t>
+            </w:r>
+            <w:r>
+              <w:rPr>
+                <w:sz w:val="20"/>
+                <w:szCs w:val="20"/>
+                <w:lang w:val="fr-CA"/>
+              </w:rPr>
+              <w:t>ça</w:t>
+            </w:r>
+            <w:r>
+              <w:rPr>
+                <w:sz w:val="20"/>
+                <w:szCs w:val="20"/>
+                <w:lang w:val="fr-CA"/>
+              </w:rPr>
+              <w:t xml:space="preserve"> </w:t>
+            </w:r>
+            <w:r>
+              <w:rPr>
+                <w:sz w:val="20"/>
+                <w:szCs w:val="20"/>
+                <w:lang w:val="fr-CA"/>
+              </w:rPr>
+              <w:t>veut</w:t>
+            </w:r>
+            <w:r>
+              <w:rPr>
+                <w:sz w:val="20"/>
+                <w:szCs w:val="20"/>
+                <w:lang w:val="fr-CA"/>
+              </w:rPr>
+              <w:t xml:space="preserve"> dire qu</w:t>
+            </w:r>
+            <w:r>
+              <w:rPr>
+                <w:sz w:val="20"/>
+                <w:szCs w:val="20"/>
+                <w:lang w:val="fr-CA"/>
+              </w:rPr>
+              <w:t xml:space="preserve">e le modèle ne </w:t>
+            </w:r>
+            <w:r>
+              <w:rPr>
+                <w:sz w:val="20"/>
+                <w:szCs w:val="20"/>
+                <w:lang w:val="fr-CA"/>
+              </w:rPr>
+              <w:t>prédit</w:t>
+            </w:r>
+            <w:r>
+              <w:rPr>
+                <w:sz w:val="20"/>
+                <w:szCs w:val="20"/>
+                <w:lang w:val="fr-CA"/>
+              </w:rPr>
+              <w:t xml:space="preserve"> pas assez bien </w:t>
             </w:r>
           </w:p>
         </w:tc>
@@ -6459,40 +6791,86 @@
               <w:rPr>
                 <w:sz w:val="20"/>
                 <w:szCs w:val="20"/>
+                <w:lang w:val="fr-CA"/>
               </w:rPr>
             </w:pPr>
             <w:r>
               <w:rPr>
                 <w:sz w:val="20"/>
                 <w:szCs w:val="20"/>
+                <w:lang w:val="fr-CA"/>
               </w:rPr>
               <w:t xml:space="preserve"> </w:t>
             </w:r>
-          </w:p>
-        </w:tc>
-        <w:tc>
-          <w:tcPr>
-            <w:tcW w:w="5112" w:type="dxa"/>
-            <w:tcMar>
-              <w:top w:w="100" w:type="dxa"/>
-              <w:left w:w="100" w:type="dxa"/>
-              <w:bottom w:w="100" w:type="dxa"/>
-              <w:right w:w="100" w:type="dxa"/>
-            </w:tcMar>
-          </w:tcPr>
-          <w:p>
-            <w:pPr>
-              <w:rPr>
+            <w:r>
+              <w:rPr>
+                <w:b/>
+                <w:bCs/>
                 <w:sz w:val="20"/>
                 <w:szCs w:val="20"/>
-              </w:rPr>
-            </w:pPr>
+                <w:lang w:val="fr-CA"/>
+              </w:rPr>
+              <w:t>Erreur moyenne ≤ 15 minutes</w:t>
+            </w:r>
             <w:r>
               <w:rPr>
                 <w:sz w:val="20"/>
                 <w:szCs w:val="20"/>
+                <w:lang w:val="fr-CA"/>
               </w:rPr>
               <w:t xml:space="preserve"> </w:t>
+            </w:r>
+            <w:r>
+              <w:rPr>
+                <w:sz w:val="20"/>
+                <w:szCs w:val="20"/>
+                <w:lang w:val="fr-CA"/>
+              </w:rPr>
+              <w:t>(Durée du retard)</w:t>
+            </w:r>
+          </w:p>
+        </w:tc>
+        <w:tc>
+          <w:tcPr>
+            <w:tcW w:w="5112" w:type="dxa"/>
+            <w:tcMar>
+              <w:top w:w="100" w:type="dxa"/>
+              <w:left w:w="100" w:type="dxa"/>
+              <w:bottom w:w="100" w:type="dxa"/>
+              <w:right w:w="100" w:type="dxa"/>
+            </w:tcMar>
+          </w:tcPr>
+          <w:p>
+            <w:pPr>
+              <w:rPr>
+                <w:sz w:val="20"/>
+                <w:szCs w:val="20"/>
+                <w:lang w:val="fr-CA"/>
+              </w:rPr>
+            </w:pPr>
+            <w:r>
+              <w:rPr>
+                <w:sz w:val="20"/>
+                <w:szCs w:val="20"/>
+                <w:lang w:val="fr-CA"/>
+              </w:rPr>
+              <w:t xml:space="preserve"> </w:t>
+            </w:r>
+            <w:r>
+              <w:rPr>
+                <w:sz w:val="20"/>
+                <w:szCs w:val="20"/>
+                <w:lang w:val="fr-CA"/>
+              </w:rPr>
+              <w:t xml:space="preserve">Puisque si l’erreur est trop élevée, ça veut dire que </w:t>
+            </w:r>
+            <w:r>
+              <w:rPr>
+                <w:sz w:val="20"/>
+                <w:szCs w:val="20"/>
+                <w:lang w:val="fr-CA"/>
+              </w:rPr>
+              <w:t>le modèle estime mal la durée des retards.</w:t>
             </w:r>
           </w:p>
         </w:tc>
@@ -6517,12 +6895,14 @@
               <w:rPr>
                 <w:sz w:val="20"/>
                 <w:szCs w:val="20"/>
+                <w:lang w:val="fr-CA"/>
               </w:rPr>
             </w:pPr>
             <w:r>
               <w:rPr>
                 <w:sz w:val="20"/>
                 <w:szCs w:val="20"/>
+                <w:lang w:val="fr-CA"/>
               </w:rPr>
               <w:t xml:space="preserve"> </w:t>
             </w:r>
@@ -6543,12 +6923,14 @@
               <w:rPr>
                 <w:sz w:val="20"/>
                 <w:szCs w:val="20"/>
+                <w:lang w:val="fr-CA"/>
               </w:rPr>
             </w:pPr>
             <w:r>
               <w:rPr>
                 <w:sz w:val="20"/>
                 <w:szCs w:val="20"/>
+                <w:lang w:val="fr-CA"/>
               </w:rPr>
               <w:t xml:space="preserve"> </w:t>
             </w:r>
@@ -6559,6 +6941,9 @@
     <w:p>
       <w:pPr>
         <w:spacing w:after="20"/>
+        <w:rPr>
+          <w:lang w:val="fr-CA"/>
+        </w:rPr>
       </w:pPr>
     </w:p>
     <w:p>
@@ -6698,6 +7083,7 @@
           <w:szCs w:val="18"/>
           <w:lang w:val="fr-CA"/>
         </w:rPr>
+        <w:lastRenderedPageBreak/>
         <w:t>.</w:t>
       </w:r>
     </w:p>
@@ -6894,7 +7280,6 @@
           <w:szCs w:val="18"/>
           <w:lang w:val="fr-CA"/>
         </w:rPr>
-        <w:lastRenderedPageBreak/>
         <w:t>.</w:t>
       </w:r>
     </w:p>
@@ -20731,6 +21116,155 @@
     </w:lvl>
   </w:abstractNum>
   <w:abstractNum w:abstractNumId="9" w15:restartNumberingAfterBreak="0">
+    <w:nsid w:val="0A9647F5"/>
+    <w:multiLevelType w:val="multilevel"/>
+    <w:tmpl w:val="838E842C"/>
+    <w:lvl w:ilvl="0">
+      <w:start w:val="1"/>
+      <w:numFmt w:val="bullet"/>
+      <w:lvlText w:val=""/>
+      <w:lvlJc w:val="left"/>
+      <w:pPr>
+        <w:tabs>
+          <w:tab w:val="num" w:pos="720"/>
+        </w:tabs>
+        <w:ind w:left="720" w:hanging="360"/>
+      </w:pPr>
+      <w:rPr>
+        <w:rFonts w:ascii="Symbol" w:hAnsi="Symbol" w:hint="default"/>
+        <w:sz w:val="20"/>
+      </w:rPr>
+    </w:lvl>
+    <w:lvl w:ilvl="1" w:tentative="1">
+      <w:start w:val="1"/>
+      <w:numFmt w:val="bullet"/>
+      <w:lvlText w:val="o"/>
+      <w:lvlJc w:val="left"/>
+      <w:pPr>
+        <w:tabs>
+          <w:tab w:val="num" w:pos="1440"/>
+        </w:tabs>
+        <w:ind w:left="1440" w:hanging="360"/>
+      </w:pPr>
+      <w:rPr>
+        <w:rFonts w:ascii="Courier New" w:hAnsi="Courier New" w:hint="default"/>
+        <w:sz w:val="20"/>
+      </w:rPr>
+    </w:lvl>
+    <w:lvl w:ilvl="2" w:tentative="1">
+      <w:start w:val="1"/>
+      <w:numFmt w:val="bullet"/>
+      <w:lvlText w:val=""/>
+      <w:lvlJc w:val="left"/>
+      <w:pPr>
+        <w:tabs>
+          <w:tab w:val="num" w:pos="2160"/>
+        </w:tabs>
+        <w:ind w:left="2160" w:hanging="360"/>
+      </w:pPr>
+      <w:rPr>
+        <w:rFonts w:ascii="Wingdings" w:hAnsi="Wingdings" w:hint="default"/>
+        <w:sz w:val="20"/>
+      </w:rPr>
+    </w:lvl>
+    <w:lvl w:ilvl="3" w:tentative="1">
+      <w:start w:val="1"/>
+      <w:numFmt w:val="bullet"/>
+      <w:lvlText w:val=""/>
+      <w:lvlJc w:val="left"/>
+      <w:pPr>
+        <w:tabs>
+          <w:tab w:val="num" w:pos="2880"/>
+        </w:tabs>
+        <w:ind w:left="2880" w:hanging="360"/>
+      </w:pPr>
+      <w:rPr>
+        <w:rFonts w:ascii="Wingdings" w:hAnsi="Wingdings" w:hint="default"/>
+        <w:sz w:val="20"/>
+      </w:rPr>
+    </w:lvl>
+    <w:lvl w:ilvl="4" w:tentative="1">
+      <w:start w:val="1"/>
+      <w:numFmt w:val="bullet"/>
+      <w:lvlText w:val=""/>
+      <w:lvlJc w:val="left"/>
+      <w:pPr>
+        <w:tabs>
+          <w:tab w:val="num" w:pos="3600"/>
+        </w:tabs>
+        <w:ind w:left="3600" w:hanging="360"/>
+      </w:pPr>
+      <w:rPr>
+        <w:rFonts w:ascii="Wingdings" w:hAnsi="Wingdings" w:hint="default"/>
+        <w:sz w:val="20"/>
+      </w:rPr>
+    </w:lvl>
+    <w:lvl w:ilvl="5" w:tentative="1">
+      <w:start w:val="1"/>
+      <w:numFmt w:val="bullet"/>
+      <w:lvlText w:val=""/>
+      <w:lvlJc w:val="left"/>
+      <w:pPr>
+        <w:tabs>
+          <w:tab w:val="num" w:pos="4320"/>
+        </w:tabs>
+        <w:ind w:left="4320" w:hanging="360"/>
+      </w:pPr>
+      <w:rPr>
+        <w:rFonts w:ascii="Wingdings" w:hAnsi="Wingdings" w:hint="default"/>
+        <w:sz w:val="20"/>
+      </w:rPr>
+    </w:lvl>
+    <w:lvl w:ilvl="6" w:tentative="1">
+      <w:start w:val="1"/>
+      <w:numFmt w:val="bullet"/>
+      <w:lvlText w:val=""/>
+      <w:lvlJc w:val="left"/>
+      <w:pPr>
+        <w:tabs>
+          <w:tab w:val="num" w:pos="5040"/>
+        </w:tabs>
+        <w:ind w:left="5040" w:hanging="360"/>
+      </w:pPr>
+      <w:rPr>
+        <w:rFonts w:ascii="Wingdings" w:hAnsi="Wingdings" w:hint="default"/>
+        <w:sz w:val="20"/>
+      </w:rPr>
+    </w:lvl>
+    <w:lvl w:ilvl="7" w:tentative="1">
+      <w:start w:val="1"/>
+      <w:numFmt w:val="bullet"/>
+      <w:lvlText w:val=""/>
+      <w:lvlJc w:val="left"/>
+      <w:pPr>
+        <w:tabs>
+          <w:tab w:val="num" w:pos="5760"/>
+        </w:tabs>
+        <w:ind w:left="5760" w:hanging="360"/>
+      </w:pPr>
+      <w:rPr>
+        <w:rFonts w:ascii="Wingdings" w:hAnsi="Wingdings" w:hint="default"/>
+        <w:sz w:val="20"/>
+      </w:rPr>
+    </w:lvl>
+    <w:lvl w:ilvl="8" w:tentative="1">
+      <w:start w:val="1"/>
+      <w:numFmt w:val="bullet"/>
+      <w:lvlText w:val=""/>
+      <w:lvlJc w:val="left"/>
+      <w:pPr>
+        <w:tabs>
+          <w:tab w:val="num" w:pos="6480"/>
+        </w:tabs>
+        <w:ind w:left="6480" w:hanging="360"/>
+      </w:pPr>
+      <w:rPr>
+        <w:rFonts w:ascii="Wingdings" w:hAnsi="Wingdings" w:hint="default"/>
+        <w:sz w:val="20"/>
+      </w:rPr>
+    </w:lvl>
+  </w:abstractNum>
+  <w:abstractNum w:abstractNumId="10" w15:restartNumberingAfterBreak="0">
     <w:nsid w:val="0BC98751"/>
     <w:multiLevelType w:val="hybridMultilevel"/>
     <w:tmpl w:val="FFFFFFFF"/>
@@ -20843,8 +21377,122 @@
       </w:rPr>
     </w:lvl>
   </w:abstractNum>
+  <w:abstractNum w:abstractNumId="11" w15:restartNumberingAfterBreak="0">
+    <w:nsid w:val="39E54BF5"/>
+    <w:multiLevelType w:val="hybridMultilevel"/>
+    <w:tmpl w:val="57142F80"/>
+    <w:lvl w:ilvl="0" w:tplc="7A66F92A">
+      <w:start w:val="1"/>
+      <w:numFmt w:val="bullet"/>
+      <w:lvlText w:val="-"/>
+      <w:lvlJc w:val="left"/>
+      <w:pPr>
+        <w:ind w:left="720" w:hanging="360"/>
+      </w:pPr>
+      <w:rPr>
+        <w:rFonts w:ascii="Arial" w:eastAsiaTheme="minorEastAsia" w:hAnsi="Arial" w:cs="Arial" w:hint="default"/>
+        <w:sz w:val="18"/>
+      </w:rPr>
+    </w:lvl>
+    <w:lvl w:ilvl="1" w:tplc="04090003" w:tentative="1">
+      <w:start w:val="1"/>
+      <w:numFmt w:val="bullet"/>
+      <w:lvlText w:val="o"/>
+      <w:lvlJc w:val="left"/>
+      <w:pPr>
+        <w:ind w:left="1440" w:hanging="360"/>
+      </w:pPr>
+      <w:rPr>
+        <w:rFonts w:ascii="Courier New" w:hAnsi="Courier New" w:cs="Courier New" w:hint="default"/>
+      </w:rPr>
+    </w:lvl>
+    <w:lvl w:ilvl="2" w:tplc="04090005" w:tentative="1">
+      <w:start w:val="1"/>
+      <w:numFmt w:val="bullet"/>
+      <w:lvlText w:val=""/>
+      <w:lvlJc w:val="left"/>
+      <w:pPr>
+        <w:ind w:left="2160" w:hanging="360"/>
+      </w:pPr>
+      <w:rPr>
+        <w:rFonts w:ascii="Wingdings" w:hAnsi="Wingdings" w:hint="default"/>
+      </w:rPr>
+    </w:lvl>
+    <w:lvl w:ilvl="3" w:tplc="04090001" w:tentative="1">
+      <w:start w:val="1"/>
+      <w:numFmt w:val="bullet"/>
+      <w:lvlText w:val=""/>
+      <w:lvlJc w:val="left"/>
+      <w:pPr>
+        <w:ind w:left="2880" w:hanging="360"/>
+      </w:pPr>
+      <w:rPr>
+        <w:rFonts w:ascii="Symbol" w:hAnsi="Symbol" w:hint="default"/>
+      </w:rPr>
+    </w:lvl>
+    <w:lvl w:ilvl="4" w:tplc="04090003" w:tentative="1">
+      <w:start w:val="1"/>
+      <w:numFmt w:val="bullet"/>
+      <w:lvlText w:val="o"/>
+      <w:lvlJc w:val="left"/>
+      <w:pPr>
+        <w:ind w:left="3600" w:hanging="360"/>
+      </w:pPr>
+      <w:rPr>
+        <w:rFonts w:ascii="Courier New" w:hAnsi="Courier New" w:cs="Courier New" w:hint="default"/>
+      </w:rPr>
+    </w:lvl>
+    <w:lvl w:ilvl="5" w:tplc="04090005" w:tentative="1">
+      <w:start w:val="1"/>
+      <w:numFmt w:val="bullet"/>
+      <w:lvlText w:val=""/>
+      <w:lvlJc w:val="left"/>
+      <w:pPr>
+        <w:ind w:left="4320" w:hanging="360"/>
+      </w:pPr>
+      <w:rPr>
+        <w:rFonts w:ascii="Wingdings" w:hAnsi="Wingdings" w:hint="default"/>
+      </w:rPr>
+    </w:lvl>
+    <w:lvl w:ilvl="6" w:tplc="04090001" w:tentative="1">
+      <w:start w:val="1"/>
+      <w:numFmt w:val="bullet"/>
+      <w:lvlText w:val=""/>
+      <w:lvlJc w:val="left"/>
+      <w:pPr>
+        <w:ind w:left="5040" w:hanging="360"/>
+      </w:pPr>
+      <w:rPr>
+        <w:rFonts w:ascii="Symbol" w:hAnsi="Symbol" w:hint="default"/>
+      </w:rPr>
+    </w:lvl>
+    <w:lvl w:ilvl="7" w:tplc="04090003" w:tentative="1">
+      <w:start w:val="1"/>
+      <w:numFmt w:val="bullet"/>
+      <w:lvlText w:val="o"/>
+      <w:lvlJc w:val="left"/>
+      <w:pPr>
+        <w:ind w:left="5760" w:hanging="360"/>
+      </w:pPr>
+      <w:rPr>
+        <w:rFonts w:ascii="Courier New" w:hAnsi="Courier New" w:cs="Courier New" w:hint="default"/>
+      </w:rPr>
+    </w:lvl>
+    <w:lvl w:ilvl="8" w:tplc="04090005" w:tentative="1">
+      <w:start w:val="1"/>
+      <w:numFmt w:val="bullet"/>
+      <w:lvlText w:val=""/>
+      <w:lvlJc w:val="left"/>
+      <w:pPr>
+        <w:ind w:left="6480" w:hanging="360"/>
+      </w:pPr>
+      <w:rPr>
+        <w:rFonts w:ascii="Wingdings" w:hAnsi="Wingdings" w:hint="default"/>
+      </w:rPr>
+    </w:lvl>
+  </w:abstractNum>
   <w:num w:numId="1" w16cid:durableId="1574926805">
-    <w:abstractNumId w:val="9"/>
+    <w:abstractNumId w:val="10"/>
   </w:num>
   <w:num w:numId="2" w16cid:durableId="466826445">
     <w:abstractNumId w:val="8"/>
@@ -20872,6 +21520,12 @@
   </w:num>
   <w:num w:numId="10" w16cid:durableId="650790916">
     <w:abstractNumId w:val="0"/>
+  </w:num>
+  <w:num w:numId="11" w16cid:durableId="299843589">
+    <w:abstractNumId w:val="9"/>
+  </w:num>
+  <w:num w:numId="12" w16cid:durableId="1842156526">
+    <w:abstractNumId w:val="11"/>
   </w:num>
 </w:numbering>
 </file>
